--- a/soporte documental/03 Documentacion Tecnica.docx
+++ b/soporte documental/03 Documentacion Tecnica.docx
@@ -3121,7 +3121,7 @@
           <w:color w:val="222A25"/>
           <w:sz w:val="21"/>
         </w:rPr>
-        <w:t>│   ├── hotspots/&lt;periodo&gt;.geojson Polígonos de deforestación ≥1 ha por periodo</w:t>
+        <w:t>│   ├── hotspots/&lt;periodo&gt;.geojson Polígonos de deforestación de deforestación (incluidos los de menos de 1 ha) por periodo</w:t>
       </w:r>
     </w:p>
     <w:p>
@@ -4464,7 +4464,7 @@
               <w:rPr>
                 <w:sz w:val="19"/>
               </w:rPr>
-              <w:t>Polígonos de deforestación (≥1 ha) del periodo</w:t>
+              <w:t>Polígonos de deforestación (incluidos los de menos de 1 ha) del periodo</w:t>
             </w:r>
           </w:p>
         </w:tc>

--- a/soporte documental/03 Documentacion Tecnica.docx
+++ b/soporte documental/03 Documentacion Tecnica.docx
@@ -3109,7 +3109,7 @@
           <w:color w:val="222A25"/>
           <w:sz w:val="21"/>
         </w:rPr>
-        <w:t>│   ├── subregiones.geojson        5 subregiones CORPOURABA</w:t>
+        <w:t>│   ├── subregiones.geojson        5 territoriales CORPOURABA</w:t>
       </w:r>
     </w:p>
     <w:p>
@@ -3756,7 +3756,7 @@
               <w:rPr>
                 <w:sz w:val="19"/>
               </w:rPr>
-              <w:t>Catálogo de los 19 municipios (código DANE, nombre, subregión)</w:t>
+              <w:t>Catálogo de los 19 municipios (código DANE, nombre, territorial)</w:t>
             </w:r>
           </w:p>
         </w:tc>
@@ -3802,7 +3802,7 @@
               <w:rPr>
                 <w:sz w:val="19"/>
               </w:rPr>
-              <w:t>Las 5 subregiones territoriales</w:t>
+              <w:t>Las 5 territoriales</w:t>
             </w:r>
           </w:p>
         </w:tc>
@@ -3988,7 +3988,7 @@
               <w:rPr>
                 <w:sz w:val="19"/>
               </w:rPr>
-              <w:t xml:space="preserve">Serie municipal filtrable (municipios, subregión, clase, </w:t>
+              <w:t xml:space="preserve">Serie municipal filtrable (municipios, territorial, clase, </w:t>
             </w:r>
             <w:r>
               <w:rPr>
